--- a/FP/VP527277/Final/MRC-2645_Tender_Response_Schedules_JCE_FILLED_RevH.docx
+++ b/FP/VP527277/Final/MRC-2645_Tender_Response_Schedules_JCE_FILLED_RevH.docx
@@ -47,7 +47,7 @@
           <w:b/>
           <w:sz w:val="28"/>
         </w:rPr>
-        <w:t>TENDER MRC 2645</w:t>
+        <w:t>TENDER MRC 2645   (Our ref: FP-022)</w:t>
       </w:r>
     </w:p>
     <w:p>
@@ -144,7 +144,7 @@
         <w:rPr>
           <w:b/>
         </w:rPr>
-        <w:t xml:space="preserve">$ 1,270,973.00 (inclusive of GST) </w:t>
+        <w:t xml:space="preserve">$ 1,390,147.00 (inclusive of GST) </w:t>
       </w:r>
       <w:r>
         <w:rPr>
@@ -736,7 +736,7 @@
                 <w:b w:val="0"/>
                 <w:sz w:val="18"/>
               </w:rPr>
-              <w:t>Vehicle capture rig (with a driver at cost plus 10%)</w:t>
+              <w:t>Vehicle capture day rate (rig, fit-out, data handling; driver at cost plus 10%)</w:t>
             </w:r>
           </w:p>
         </w:tc>
@@ -766,65 +766,7 @@
                 <w:b w:val="0"/>
                 <w:sz w:val="18"/>
               </w:rPr>
-              <w:t xml:space="preserve">$385.00 </w:t>
-            </w:r>
-            <w:r>
-              <w:rPr>
-                <w:b w:val="0"/>
-                <w:sz w:val="18"/>
-                <w:highlight w:val="yellow"/>
-              </w:rPr>
-              <w:t>[TBC - Jayden to confirm]</w:t>
-            </w:r>
-          </w:p>
-        </w:tc>
-      </w:tr>
-      <w:tr>
-        <w:trPr>
-          <w:cantSplit/>
-        </w:trPr>
-        <w:tc>
-          <w:tcPr>
-            <w:tcW w:type="dxa" w:w="4535"/>
-          </w:tcPr>
-          <w:p>
-            <w:r/>
-            <w:r>
-              <w:rPr>
-                <w:b w:val="0"/>
-                <w:sz w:val="18"/>
-              </w:rPr>
-              <w:t>GIS and rating technician</w:t>
-            </w:r>
-          </w:p>
-        </w:tc>
-        <w:tc>
-          <w:tcPr>
-            <w:tcW w:type="dxa" w:w="1701"/>
-          </w:tcPr>
-          <w:p>
-            <w:r/>
-            <w:r>
-              <w:rPr>
-                <w:b w:val="0"/>
-                <w:sz w:val="18"/>
-              </w:rPr>
-              <w:t>per hour</w:t>
-            </w:r>
-          </w:p>
-        </w:tc>
-        <w:tc>
-          <w:tcPr>
-            <w:tcW w:type="dxa" w:w="3402"/>
-          </w:tcPr>
-          <w:p>
-            <w:r/>
-            <w:r>
-              <w:rPr>
-                <w:b w:val="0"/>
-                <w:sz w:val="18"/>
-              </w:rPr>
-              <w:t>$121.00</w:t>
+              <w:t>$2,035.00</w:t>
             </w:r>
           </w:p>
         </w:tc>
@@ -2433,7 +2375,7 @@
                 <w:b w:val="0"/>
                 <w:sz w:val="18"/>
               </w:rPr>
-              <w:t>Drives the capture vehicle (about 22 capture days and the pilot) and acts as drone visual observer, February to April 2027</w:t>
+              <w:t>Drives the capture vehicle (about 27 capture days and the pilot) and acts as drone visual observer, February to April 2027</w:t>
             </w:r>
           </w:p>
         </w:tc>
